--- a/report_agent/output/risk_assessment_form/2026-08-11/위험성평가표_2026_08_11.docx
+++ b/report_agent/output/risk_assessment_form/2026-08-11/위험성평가표_2026_08_11.docx
@@ -2741,7 +2741,7 @@
                 <w:sz w:val="12"/>
                 <w:szCs w:val="12"/>
               </w:rPr>
-              <w:t>소화전 점검</w:t>
+              <w:t>소화전 확인</w:t>
             </w:r>
           </w:p>
         </w:tc>
